--- a/Todo 28042025/revision5/Checklist.docx
+++ b/Todo 28042025/revision5/Checklist.docx
@@ -1,6 +1,6 @@
 
 <file path=word/document.xml><?xml version="1.0" encoding="utf-8"?>
-<w:document xmlns:wpc="http://schemas.microsoft.com/office/word/2010/wordprocessingCanvas" xmlns:cx="http://schemas.microsoft.com/office/drawing/2014/chartex" xmlns:cx1="http://schemas.microsoft.com/office/drawing/2015/9/8/chartex" xmlns:cx2="http://schemas.microsoft.com/office/drawing/2015/10/21/chartex" xmlns:cx3="http://schemas.microsoft.com/office/drawing/2016/5/9/chartex" xmlns:cx4="http://schemas.microsoft.com/office/drawing/2016/5/10/chartex" xmlns:cx5="http://schemas.microsoft.com/office/drawing/2016/5/11/chartex" xmlns:cx6="http://schemas.microsoft.com/office/drawing/2016/5/12/chartex" xmlns:cx7="http://schemas.microsoft.com/office/drawing/2016/5/13/chartex" xmlns:cx8="http://schemas.microsoft.com/office/drawing/2016/5/14/chartex" xmlns:mc="http://schemas.openxmlformats.org/markup-compatibility/2006" xmlns:aink="http://schemas.microsoft.com/office/drawing/2016/ink" xmlns:am3d="http://schemas.microsoft.com/office/drawing/2017/model3d" xmlns:o="urn:schemas-microsoft-com:office:office" xmlns:oel="http://schemas.microsoft.com/office/2019/extlst" xmlns:r="http://schemas.openxmlformats.org/officeDocument/2006/relationships" xmlns:m="http://schemas.openxmlformats.org/officeDocument/2006/math" xmlns:v="urn:schemas-microsoft-com:vml" xmlns:wp14="http://schemas.microsoft.com/office/word/2010/wordprocessingDrawing" xmlns:wp="http://schemas.openxmlformats.org/drawingml/2006/wordprocessingDrawing" xmlns:w10="urn:schemas-microsoft-com:office:word" xmlns:w="http://schemas.openxmlformats.org/wordprocessingml/2006/main" xmlns:w14="http://schemas.microsoft.com/office/word/2010/wordml" xmlns:w15="http://schemas.microsoft.com/office/word/2012/wordml" xmlns:w16cex="http://schemas.microsoft.com/office/word/2018/wordml/cex" xmlns:w16cid="http://schemas.microsoft.com/office/word/2016/wordml/cid" xmlns:w16="http://schemas.microsoft.com/office/word/2018/wordml" xmlns:w16sdtdh="http://schemas.microsoft.com/office/word/2020/wordml/sdtdatahash" xmlns:w16se="http://schemas.microsoft.com/office/word/2015/wordml/symex" xmlns:wpg="http://schemas.microsoft.com/office/word/2010/wordprocessingGroup" xmlns:wpi="http://schemas.microsoft.com/office/word/2010/wordprocessingInk" xmlns:wne="http://schemas.microsoft.com/office/word/2006/wordml" xmlns:wps="http://schemas.microsoft.com/office/word/2010/wordprocessingShape" mc:Ignorable="w14 w15 w16se w16cid w16 w16cex w16sdtdh wp14">
+<w:document xmlns:wpc="http://schemas.microsoft.com/office/word/2010/wordprocessingCanvas" xmlns:cx="http://schemas.microsoft.com/office/drawing/2014/chartex" xmlns:cx1="http://schemas.microsoft.com/office/drawing/2015/9/8/chartex" xmlns:mc="http://schemas.openxmlformats.org/markup-compatibility/2006" xmlns:o="urn:schemas-microsoft-com:office:office" xmlns:r="http://schemas.openxmlformats.org/officeDocument/2006/relationships" xmlns:m="http://schemas.openxmlformats.org/officeDocument/2006/math" xmlns:v="urn:schemas-microsoft-com:vml" xmlns:wp14="http://schemas.microsoft.com/office/word/2010/wordprocessingDrawing" xmlns:wp="http://schemas.openxmlformats.org/drawingml/2006/wordprocessingDrawing" xmlns:w10="urn:schemas-microsoft-com:office:word" xmlns:w="http://schemas.openxmlformats.org/wordprocessingml/2006/main" xmlns:w14="http://schemas.microsoft.com/office/word/2010/wordml" xmlns:w15="http://schemas.microsoft.com/office/word/2012/wordml" xmlns:w16se="http://schemas.microsoft.com/office/word/2015/wordml/symex" xmlns:wpg="http://schemas.microsoft.com/office/word/2010/wordprocessingGroup" xmlns:wpi="http://schemas.microsoft.com/office/word/2010/wordprocessingInk" xmlns:wne="http://schemas.microsoft.com/office/word/2006/wordml" xmlns:wps="http://schemas.microsoft.com/office/word/2010/wordprocessingShape" mc:Ignorable="w14 w15 w16se wp14">
   <w:body>
     <w:tbl>
       <w:tblPr>
@@ -25,11 +25,9 @@
             <w:pPr>
               <w:jc w:val="center"/>
             </w:pPr>
-            <w:proofErr w:type="spellStart"/>
             <w:r>
               <w:t>No</w:t>
             </w:r>
-            <w:proofErr w:type="spellEnd"/>
           </w:p>
         </w:tc>
         <w:tc>
@@ -131,6 +129,12 @@
                 <w:lang w:val="en-US"/>
               </w:rPr>
             </w:pPr>
+            <w:r>
+              <w:rPr>
+                <w:lang w:val="en-US"/>
+              </w:rPr>
+              <w:t>I didn't find any errors when I deleted it. I've tried it several times and everything was successfully deleted. Maybe when you deleted it, there was a connection/browser lag which caused the error.</w:t>
+            </w:r>
           </w:p>
         </w:tc>
       </w:tr>
@@ -222,10 +226,10 @@
           <w:p>
             <w:pPr>
               <w:jc w:val="center"/>
-              <w:rPr>
-                <w:lang w:val="en-US"/>
-              </w:rPr>
-            </w:pPr>
+            </w:pPr>
+            <w:r>
+              <w:t>DONE</w:t>
+            </w:r>
           </w:p>
         </w:tc>
       </w:tr>
@@ -287,15 +291,7 @@
                 <w:color w:val="000000"/>
                 <w:lang w:val="en-US"/>
               </w:rPr>
-              <w:t>On this occasion, when duplicating the activities, they have been moved</w:t>
-            </w:r>
-            <w:r>
-              <w:rPr>
-                <w:rFonts w:ascii="Helvetica" w:hAnsi="Helvetica" w:cs="Helvetica"/>
-                <w:color w:val="000000"/>
-                <w:lang w:val="en-US"/>
-              </w:rPr>
-              <w:t>.</w:t>
+              <w:t>On this occasion, when duplicating the activities, they have been moved.</w:t>
             </w:r>
           </w:p>
           <w:p>
@@ -376,10 +372,10 @@
           <w:p>
             <w:pPr>
               <w:jc w:val="center"/>
-              <w:rPr>
-                <w:lang w:val="en-US"/>
-              </w:rPr>
-            </w:pPr>
+            </w:pPr>
+            <w:r>
+              <w:t>DONE</w:t>
+            </w:r>
           </w:p>
         </w:tc>
       </w:tr>
@@ -441,25 +437,7 @@
                 <w:color w:val="000000"/>
                 <w:lang w:val="en-US"/>
               </w:rPr>
-              <w:t xml:space="preserve">When making the transfer, student Sarai </w:t>
-            </w:r>
-            <w:proofErr w:type="spellStart"/>
-            <w:r>
-              <w:rPr>
-                <w:rFonts w:ascii="Helvetica" w:hAnsi="Helvetica" w:cs="Helvetica"/>
-                <w:color w:val="000000"/>
-                <w:lang w:val="en-US"/>
-              </w:rPr>
-              <w:t>Machacca</w:t>
-            </w:r>
-            <w:proofErr w:type="spellEnd"/>
-            <w:r>
-              <w:rPr>
-                <w:rFonts w:ascii="Helvetica" w:hAnsi="Helvetica" w:cs="Helvetica"/>
-                <w:color w:val="000000"/>
-                <w:lang w:val="en-US"/>
-              </w:rPr>
-              <w:t xml:space="preserve"> should no longer appear as an option</w:t>
+              <w:t>When making the transfer, student Sarai Machacca should no longer appear as an option</w:t>
             </w:r>
           </w:p>
           <w:p>
@@ -692,10 +670,10 @@
           <w:p>
             <w:pPr>
               <w:jc w:val="center"/>
-              <w:rPr>
-                <w:lang w:val="en-US"/>
-              </w:rPr>
-            </w:pPr>
+            </w:pPr>
+            <w:r>
+              <w:t>DONE</w:t>
+            </w:r>
           </w:p>
         </w:tc>
       </w:tr>
@@ -805,9 +783,66 @@
             <w:pPr>
               <w:jc w:val="center"/>
               <w:rPr>
-                <w:lang w:val="en-US"/>
-              </w:rPr>
-            </w:pPr>
+                <w:rStyle w:val="rynqvb"/>
+                <w:lang w:val="en"/>
+              </w:rPr>
+            </w:pPr>
+            <w:r>
+              <w:rPr>
+                <w:rStyle w:val="rynqvb"/>
+                <w:lang w:val="en"/>
+              </w:rPr>
+              <w:t>Sorry, maybe you are mistaken, the one selected in the grades report is the class "Cosmetologia SALON 201" but what is shown is the class "Cosmetologia SALON 101"</w:t>
+            </w:r>
+          </w:p>
+          <w:p>
+            <w:pPr>
+              <w:jc w:val="center"/>
+              <w:rPr>
+                <w:lang w:val="en-US"/>
+              </w:rPr>
+            </w:pPr>
+            <w:r>
+              <w:rPr>
+                <w:noProof/>
+                <w:lang w:eastAsia="id-ID"/>
+              </w:rPr>
+              <w:drawing>
+                <wp:inline distT="0" distB="0" distL="0" distR="0" wp14:anchorId="4AB301A3" wp14:editId="5DECC79D">
+                  <wp:extent cx="2658745" cy="2861945"/>
+                  <wp:effectExtent l="0" t="0" r="8255" b="0"/>
+                  <wp:docPr id="1" name="Picture 1"/>
+                  <wp:cNvGraphicFramePr>
+                    <a:graphicFrameLocks xmlns:a="http://schemas.openxmlformats.org/drawingml/2006/main" noChangeAspect="1"/>
+                  </wp:cNvGraphicFramePr>
+                  <a:graphic xmlns:a="http://schemas.openxmlformats.org/drawingml/2006/main">
+                    <a:graphicData uri="http://schemas.openxmlformats.org/drawingml/2006/picture">
+                      <pic:pic xmlns:pic="http://schemas.openxmlformats.org/drawingml/2006/picture">
+                        <pic:nvPicPr>
+                          <pic:cNvPr id="1" name=""/>
+                          <pic:cNvPicPr/>
+                        </pic:nvPicPr>
+                        <pic:blipFill>
+                          <a:blip r:embed="rId5"/>
+                          <a:stretch>
+                            <a:fillRect/>
+                          </a:stretch>
+                        </pic:blipFill>
+                        <pic:spPr>
+                          <a:xfrm>
+                            <a:off x="0" y="0"/>
+                            <a:ext cx="2658745" cy="2861945"/>
+                          </a:xfrm>
+                          <a:prstGeom prst="rect">
+                            <a:avLst/>
+                          </a:prstGeom>
+                        </pic:spPr>
+                      </pic:pic>
+                    </a:graphicData>
+                  </a:graphic>
+                </wp:inline>
+              </w:drawing>
+            </w:r>
           </w:p>
         </w:tc>
       </w:tr>
@@ -882,10 +917,10 @@
           <w:p>
             <w:pPr>
               <w:jc w:val="center"/>
-              <w:rPr>
-                <w:lang w:val="en-US"/>
-              </w:rPr>
-            </w:pPr>
+            </w:pPr>
+            <w:r>
+              <w:t>DONE</w:t>
+            </w:r>
           </w:p>
         </w:tc>
       </w:tr>
@@ -950,50 +985,6 @@
               <w:t>These pages don't work</w:t>
             </w:r>
           </w:p>
-        </w:tc>
-        <w:tc>
-          <w:tcPr>
-            <w:tcW w:w="4403" w:type="dxa"/>
-            <w:shd w:val="clear" w:color="auto" w:fill="auto"/>
-            <w:vAlign w:val="center"/>
-          </w:tcPr>
-          <w:p>
-            <w:pPr>
-              <w:jc w:val="center"/>
-              <w:rPr>
-                <w:lang w:val="en-US"/>
-              </w:rPr>
-            </w:pPr>
-          </w:p>
-        </w:tc>
-      </w:tr>
-      <w:tr>
-        <w:tc>
-          <w:tcPr>
-            <w:tcW w:w="562" w:type="dxa"/>
-            <w:vAlign w:val="center"/>
-          </w:tcPr>
-          <w:p>
-            <w:pPr>
-              <w:jc w:val="center"/>
-              <w:rPr>
-                <w:lang w:val="en-US"/>
-              </w:rPr>
-            </w:pPr>
-            <w:r>
-              <w:rPr>
-                <w:lang w:val="en-US"/>
-              </w:rPr>
-              <w:t>9.</w:t>
-            </w:r>
-          </w:p>
-        </w:tc>
-        <w:tc>
-          <w:tcPr>
-            <w:tcW w:w="5670" w:type="dxa"/>
-            <w:shd w:val="clear" w:color="auto" w:fill="auto"/>
-            <w:vAlign w:val="center"/>
-          </w:tcPr>
           <w:p>
             <w:pPr>
               <w:tabs>
@@ -1016,16 +1007,14 @@
               <w:rPr>
                 <w:rFonts w:ascii="Helvetica" w:hAnsi="Helvetica" w:cs="Helvetica"/>
                 <w:color w:val="000000"/>
-                <w:lang w:val="en-US"/>
-              </w:rPr>
-            </w:pPr>
-            <w:r>
-              <w:rPr>
-                <w:rFonts w:ascii="Helvetica" w:hAnsi="Helvetica" w:cs="Helvetica"/>
-                <w:color w:val="000000"/>
-                <w:lang w:val="en-US"/>
-              </w:rPr>
-              <w:t>When I make any changes to Section B and save, it returns to the Section A page.</w:t>
+              </w:rPr>
+            </w:pPr>
+            <w:r>
+              <w:rPr>
+                <w:rFonts w:ascii="Helvetica" w:hAnsi="Helvetica" w:cs="Helvetica"/>
+                <w:color w:val="000000"/>
+              </w:rPr>
+              <w:t>Study material delete</w:t>
             </w:r>
           </w:p>
           <w:p>
@@ -1053,14 +1042,6 @@
                 <w:lang w:val="en-US"/>
               </w:rPr>
             </w:pPr>
-            <w:r>
-              <w:rPr>
-                <w:rFonts w:ascii="Helvetica" w:hAnsi="Helvetica" w:cs="Helvetica"/>
-                <w:color w:val="000000"/>
-                <w:lang w:val="en-US"/>
-              </w:rPr>
-              <w:t>When I save a course modification, it redirects me to the home page of the locations.</w:t>
-            </w:r>
           </w:p>
         </w:tc>
         <w:tc>
@@ -1072,10 +1053,10 @@
           <w:p>
             <w:pPr>
               <w:jc w:val="center"/>
-              <w:rPr>
-                <w:lang w:val="en-US"/>
-              </w:rPr>
-            </w:pPr>
+            </w:pPr>
+            <w:r>
+              <w:t>DONE</w:t>
+            </w:r>
           </w:p>
         </w:tc>
       </w:tr>
@@ -1088,15 +1069,357 @@
           <w:p>
             <w:pPr>
               <w:jc w:val="center"/>
-              <w:rPr>
-                <w:lang w:val="en-US"/>
-              </w:rPr>
-            </w:pPr>
-            <w:r>
-              <w:rPr>
-                <w:lang w:val="en-US"/>
-              </w:rPr>
-              <w:t>10.</w:t>
+            </w:pPr>
+            <w:r>
+              <w:t>9.</w:t>
+            </w:r>
+          </w:p>
+        </w:tc>
+        <w:tc>
+          <w:tcPr>
+            <w:tcW w:w="5670" w:type="dxa"/>
+            <w:shd w:val="clear" w:color="auto" w:fill="auto"/>
+            <w:vAlign w:val="center"/>
+          </w:tcPr>
+          <w:p>
+            <w:pPr>
+              <w:tabs>
+                <w:tab w:val="left" w:pos="560"/>
+                <w:tab w:val="left" w:pos="1120"/>
+                <w:tab w:val="left" w:pos="1680"/>
+                <w:tab w:val="left" w:pos="2240"/>
+                <w:tab w:val="left" w:pos="2800"/>
+                <w:tab w:val="left" w:pos="3360"/>
+                <w:tab w:val="left" w:pos="3920"/>
+                <w:tab w:val="left" w:pos="4480"/>
+                <w:tab w:val="left" w:pos="5040"/>
+                <w:tab w:val="left" w:pos="5600"/>
+                <w:tab w:val="left" w:pos="6160"/>
+                <w:tab w:val="left" w:pos="6720"/>
+              </w:tabs>
+              <w:autoSpaceDE w:val="0"/>
+              <w:autoSpaceDN w:val="0"/>
+              <w:adjustRightInd w:val="0"/>
+              <w:rPr>
+                <w:rFonts w:ascii="Helvetica" w:hAnsi="Helvetica" w:cs="Helvetica"/>
+                <w:color w:val="000000"/>
+                <w:lang w:val="en-US"/>
+              </w:rPr>
+            </w:pPr>
+            <w:r>
+              <w:rPr>
+                <w:rFonts w:ascii="Helvetica" w:hAnsi="Helvetica" w:cs="Helvetica"/>
+                <w:color w:val="000000"/>
+                <w:lang w:val="en-US"/>
+              </w:rPr>
+              <w:t>These pages don't work</w:t>
+            </w:r>
+          </w:p>
+          <w:p>
+            <w:pPr>
+              <w:tabs>
+                <w:tab w:val="left" w:pos="560"/>
+                <w:tab w:val="left" w:pos="1120"/>
+                <w:tab w:val="left" w:pos="1680"/>
+                <w:tab w:val="left" w:pos="2240"/>
+                <w:tab w:val="left" w:pos="2800"/>
+                <w:tab w:val="left" w:pos="3360"/>
+                <w:tab w:val="left" w:pos="3920"/>
+                <w:tab w:val="left" w:pos="4480"/>
+                <w:tab w:val="left" w:pos="5040"/>
+                <w:tab w:val="left" w:pos="5600"/>
+                <w:tab w:val="left" w:pos="6160"/>
+                <w:tab w:val="left" w:pos="6720"/>
+              </w:tabs>
+              <w:autoSpaceDE w:val="0"/>
+              <w:autoSpaceDN w:val="0"/>
+              <w:adjustRightInd w:val="0"/>
+              <w:rPr>
+                <w:rFonts w:ascii="Helvetica" w:hAnsi="Helvetica" w:cs="Helvetica"/>
+                <w:color w:val="000000"/>
+              </w:rPr>
+            </w:pPr>
+            <w:r>
+              <w:rPr>
+                <w:rFonts w:ascii="Helvetica" w:hAnsi="Helvetica" w:cs="Helvetica"/>
+                <w:color w:val="000000"/>
+              </w:rPr>
+              <w:t>Manage online exam question add multiple choice</w:t>
+            </w:r>
+          </w:p>
+        </w:tc>
+        <w:tc>
+          <w:tcPr>
+            <w:tcW w:w="4403" w:type="dxa"/>
+            <w:shd w:val="clear" w:color="auto" w:fill="auto"/>
+            <w:vAlign w:val="center"/>
+          </w:tcPr>
+          <w:p>
+            <w:pPr>
+              <w:jc w:val="center"/>
+            </w:pPr>
+            <w:r>
+              <w:t>DONE</w:t>
+            </w:r>
+          </w:p>
+          <w:p>
+            <w:pPr>
+              <w:jc w:val="center"/>
+            </w:pPr>
+            <w:r>
+              <w:t>This error happend because you not assign option, but i has fix it to prevent error.</w:t>
+            </w:r>
+          </w:p>
+          <w:p>
+            <w:pPr>
+              <w:jc w:val="center"/>
+            </w:pPr>
+            <w:r>
+              <w:t>Before you click ‘SAVE’ you need fill number of option with number ex:1,2,3,4 and click check icon and fill option and then you can save</w:t>
+            </w:r>
+            <w:bookmarkStart w:id="0" w:name="_GoBack"/>
+            <w:bookmarkEnd w:id="0"/>
+            <w:r>
+              <w:t>:</w:t>
+            </w:r>
+          </w:p>
+          <w:p>
+            <w:pPr>
+              <w:jc w:val="center"/>
+            </w:pPr>
+            <w:r>
+              <w:rPr>
+                <w:noProof/>
+                <w:lang w:eastAsia="id-ID"/>
+              </w:rPr>
+              <w:drawing>
+                <wp:inline distT="0" distB="0" distL="0" distR="0" wp14:anchorId="3E3E6F83" wp14:editId="4596C9D5">
+                  <wp:extent cx="2658745" cy="1260475"/>
+                  <wp:effectExtent l="0" t="0" r="8255" b="0"/>
+                  <wp:docPr id="3" name="Picture 3"/>
+                  <wp:cNvGraphicFramePr>
+                    <a:graphicFrameLocks xmlns:a="http://schemas.openxmlformats.org/drawingml/2006/main" noChangeAspect="1"/>
+                  </wp:cNvGraphicFramePr>
+                  <a:graphic xmlns:a="http://schemas.openxmlformats.org/drawingml/2006/main">
+                    <a:graphicData uri="http://schemas.openxmlformats.org/drawingml/2006/picture">
+                      <pic:pic xmlns:pic="http://schemas.openxmlformats.org/drawingml/2006/picture">
+                        <pic:nvPicPr>
+                          <pic:cNvPr id="1" name=""/>
+                          <pic:cNvPicPr/>
+                        </pic:nvPicPr>
+                        <pic:blipFill>
+                          <a:blip r:embed="rId6"/>
+                          <a:stretch>
+                            <a:fillRect/>
+                          </a:stretch>
+                        </pic:blipFill>
+                        <pic:spPr>
+                          <a:xfrm>
+                            <a:off x="0" y="0"/>
+                            <a:ext cx="2658745" cy="1260475"/>
+                          </a:xfrm>
+                          <a:prstGeom prst="rect">
+                            <a:avLst/>
+                          </a:prstGeom>
+                        </pic:spPr>
+                      </pic:pic>
+                    </a:graphicData>
+                  </a:graphic>
+                </wp:inline>
+              </w:drawing>
+            </w:r>
+          </w:p>
+          <w:p>
+            <w:pPr>
+              <w:jc w:val="center"/>
+            </w:pPr>
+          </w:p>
+        </w:tc>
+      </w:tr>
+      <w:tr>
+        <w:tc>
+          <w:tcPr>
+            <w:tcW w:w="562" w:type="dxa"/>
+            <w:vAlign w:val="center"/>
+          </w:tcPr>
+          <w:p>
+            <w:pPr>
+              <w:jc w:val="center"/>
+              <w:rPr>
+                <w:lang w:val="en-US"/>
+              </w:rPr>
+            </w:pPr>
+            <w:r>
+              <w:rPr>
+                <w:lang w:val="en-US"/>
+              </w:rPr>
+              <w:t>10</w:t>
+            </w:r>
+            <w:r>
+              <w:rPr>
+                <w:lang w:val="en-US"/>
+              </w:rPr>
+              <w:t>.</w:t>
+            </w:r>
+          </w:p>
+        </w:tc>
+        <w:tc>
+          <w:tcPr>
+            <w:tcW w:w="5670" w:type="dxa"/>
+            <w:shd w:val="clear" w:color="auto" w:fill="auto"/>
+            <w:vAlign w:val="center"/>
+          </w:tcPr>
+          <w:p>
+            <w:pPr>
+              <w:tabs>
+                <w:tab w:val="left" w:pos="560"/>
+                <w:tab w:val="left" w:pos="1120"/>
+                <w:tab w:val="left" w:pos="1680"/>
+                <w:tab w:val="left" w:pos="2240"/>
+                <w:tab w:val="left" w:pos="2800"/>
+                <w:tab w:val="left" w:pos="3360"/>
+                <w:tab w:val="left" w:pos="3920"/>
+                <w:tab w:val="left" w:pos="4480"/>
+                <w:tab w:val="left" w:pos="5040"/>
+                <w:tab w:val="left" w:pos="5600"/>
+                <w:tab w:val="left" w:pos="6160"/>
+                <w:tab w:val="left" w:pos="6720"/>
+              </w:tabs>
+              <w:autoSpaceDE w:val="0"/>
+              <w:autoSpaceDN w:val="0"/>
+              <w:adjustRightInd w:val="0"/>
+              <w:rPr>
+                <w:rFonts w:ascii="Helvetica" w:hAnsi="Helvetica" w:cs="Helvetica"/>
+                <w:color w:val="000000"/>
+                <w:lang w:val="en-US"/>
+              </w:rPr>
+            </w:pPr>
+            <w:r>
+              <w:rPr>
+                <w:rFonts w:ascii="Helvetica" w:hAnsi="Helvetica" w:cs="Helvetica"/>
+                <w:color w:val="000000"/>
+                <w:lang w:val="en-US"/>
+              </w:rPr>
+              <w:t>When I make any changes to Section B and save, it returns to the Section A page.</w:t>
+            </w:r>
+          </w:p>
+        </w:tc>
+        <w:tc>
+          <w:tcPr>
+            <w:tcW w:w="4403" w:type="dxa"/>
+            <w:shd w:val="clear" w:color="auto" w:fill="auto"/>
+            <w:vAlign w:val="center"/>
+          </w:tcPr>
+          <w:p>
+            <w:pPr>
+              <w:jc w:val="center"/>
+            </w:pPr>
+            <w:r>
+              <w:t>DONE</w:t>
+            </w:r>
+          </w:p>
+        </w:tc>
+      </w:tr>
+      <w:tr>
+        <w:tc>
+          <w:tcPr>
+            <w:tcW w:w="562" w:type="dxa"/>
+            <w:vAlign w:val="center"/>
+          </w:tcPr>
+          <w:p>
+            <w:pPr>
+              <w:jc w:val="center"/>
+            </w:pPr>
+            <w:r>
+              <w:lastRenderedPageBreak/>
+              <w:t>11</w:t>
+            </w:r>
+            <w:r>
+              <w:t>.</w:t>
+            </w:r>
+          </w:p>
+        </w:tc>
+        <w:tc>
+          <w:tcPr>
+            <w:tcW w:w="5670" w:type="dxa"/>
+            <w:shd w:val="clear" w:color="auto" w:fill="auto"/>
+            <w:vAlign w:val="center"/>
+          </w:tcPr>
+          <w:p>
+            <w:pPr>
+              <w:tabs>
+                <w:tab w:val="left" w:pos="560"/>
+                <w:tab w:val="left" w:pos="1120"/>
+                <w:tab w:val="left" w:pos="1680"/>
+                <w:tab w:val="left" w:pos="2240"/>
+                <w:tab w:val="left" w:pos="2800"/>
+                <w:tab w:val="left" w:pos="3360"/>
+                <w:tab w:val="left" w:pos="3920"/>
+                <w:tab w:val="left" w:pos="4480"/>
+                <w:tab w:val="left" w:pos="5040"/>
+                <w:tab w:val="left" w:pos="5600"/>
+                <w:tab w:val="left" w:pos="6160"/>
+                <w:tab w:val="left" w:pos="6720"/>
+              </w:tabs>
+              <w:autoSpaceDE w:val="0"/>
+              <w:autoSpaceDN w:val="0"/>
+              <w:adjustRightInd w:val="0"/>
+              <w:rPr>
+                <w:rFonts w:ascii="Helvetica" w:hAnsi="Helvetica" w:cs="Helvetica"/>
+                <w:color w:val="000000"/>
+                <w:lang w:val="en-US"/>
+              </w:rPr>
+            </w:pPr>
+            <w:r>
+              <w:rPr>
+                <w:rFonts w:ascii="Helvetica" w:hAnsi="Helvetica" w:cs="Helvetica"/>
+                <w:color w:val="000000"/>
+                <w:lang w:val="en-US"/>
+              </w:rPr>
+              <w:t>When I save a course modification, it redirects me to the home page of the locations.</w:t>
+            </w:r>
+          </w:p>
+        </w:tc>
+        <w:tc>
+          <w:tcPr>
+            <w:tcW w:w="4403" w:type="dxa"/>
+            <w:shd w:val="clear" w:color="auto" w:fill="auto"/>
+            <w:vAlign w:val="center"/>
+          </w:tcPr>
+          <w:p>
+            <w:pPr>
+              <w:jc w:val="center"/>
+            </w:pPr>
+            <w:r>
+              <w:t>DONE</w:t>
+            </w:r>
+          </w:p>
+        </w:tc>
+      </w:tr>
+      <w:tr>
+        <w:tc>
+          <w:tcPr>
+            <w:tcW w:w="562" w:type="dxa"/>
+            <w:vAlign w:val="center"/>
+          </w:tcPr>
+          <w:p>
+            <w:pPr>
+              <w:jc w:val="center"/>
+              <w:rPr>
+                <w:lang w:val="en-US"/>
+              </w:rPr>
+            </w:pPr>
+            <w:r>
+              <w:rPr>
+                <w:lang w:val="en-US"/>
+              </w:rPr>
+              <w:t>12</w:t>
+            </w:r>
+            <w:r>
+              <w:rPr>
+                <w:lang w:val="en-US"/>
+              </w:rPr>
+              <w:t>.</w:t>
             </w:r>
           </w:p>
         </w:tc>
@@ -1181,7 +1504,7 @@
 </file>
 
 <file path=word/numbering.xml><?xml version="1.0" encoding="utf-8"?>
-<w:numbering xmlns:wpc="http://schemas.microsoft.com/office/word/2010/wordprocessingCanvas" xmlns:cx="http://schemas.microsoft.com/office/drawing/2014/chartex" xmlns:cx1="http://schemas.microsoft.com/office/drawing/2015/9/8/chartex" xmlns:cx2="http://schemas.microsoft.com/office/drawing/2015/10/21/chartex" xmlns:cx3="http://schemas.microsoft.com/office/drawing/2016/5/9/chartex" xmlns:cx4="http://schemas.microsoft.com/office/drawing/2016/5/10/chartex" xmlns:cx5="http://schemas.microsoft.com/office/drawing/2016/5/11/chartex" xmlns:cx6="http://schemas.microsoft.com/office/drawing/2016/5/12/chartex" xmlns:cx7="http://schemas.microsoft.com/office/drawing/2016/5/13/chartex" xmlns:cx8="http://schemas.microsoft.com/office/drawing/2016/5/14/chartex" xmlns:mc="http://schemas.openxmlformats.org/markup-compatibility/2006" xmlns:aink="http://schemas.microsoft.com/office/drawing/2016/ink" xmlns:am3d="http://schemas.microsoft.com/office/drawing/2017/model3d" xmlns:o="urn:schemas-microsoft-com:office:office" xmlns:oel="http://schemas.microsoft.com/office/2019/extlst" xmlns:r="http://schemas.openxmlformats.org/officeDocument/2006/relationships" xmlns:m="http://schemas.openxmlformats.org/officeDocument/2006/math" xmlns:v="urn:schemas-microsoft-com:vml" xmlns:wp14="http://schemas.microsoft.com/office/word/2010/wordprocessingDrawing" xmlns:wp="http://schemas.openxmlformats.org/drawingml/2006/wordprocessingDrawing" xmlns:w10="urn:schemas-microsoft-com:office:word" xmlns:w="http://schemas.openxmlformats.org/wordprocessingml/2006/main" xmlns:w14="http://schemas.microsoft.com/office/word/2010/wordml" xmlns:w15="http://schemas.microsoft.com/office/word/2012/wordml" xmlns:w16cex="http://schemas.microsoft.com/office/word/2018/wordml/cex" xmlns:w16cid="http://schemas.microsoft.com/office/word/2016/wordml/cid" xmlns:w16="http://schemas.microsoft.com/office/word/2018/wordml" xmlns:w16sdtdh="http://schemas.microsoft.com/office/word/2020/wordml/sdtdatahash" xmlns:w16se="http://schemas.microsoft.com/office/word/2015/wordml/symex" xmlns:wpg="http://schemas.microsoft.com/office/word/2010/wordprocessingGroup" xmlns:wpi="http://schemas.microsoft.com/office/word/2010/wordprocessingInk" xmlns:wne="http://schemas.microsoft.com/office/word/2006/wordml" xmlns:wps="http://schemas.microsoft.com/office/word/2010/wordprocessingShape" mc:Ignorable="w14 w15 w16se w16cid w16 w16cex w16sdtdh wp14">
+<w:numbering xmlns:wpc="http://schemas.microsoft.com/office/word/2010/wordprocessingCanvas" xmlns:cx="http://schemas.microsoft.com/office/drawing/2014/chartex" xmlns:cx1="http://schemas.microsoft.com/office/drawing/2015/9/8/chartex" xmlns:mc="http://schemas.openxmlformats.org/markup-compatibility/2006" xmlns:o="urn:schemas-microsoft-com:office:office" xmlns:r="http://schemas.openxmlformats.org/officeDocument/2006/relationships" xmlns:m="http://schemas.openxmlformats.org/officeDocument/2006/math" xmlns:v="urn:schemas-microsoft-com:vml" xmlns:wp14="http://schemas.microsoft.com/office/word/2010/wordprocessingDrawing" xmlns:wp="http://schemas.openxmlformats.org/drawingml/2006/wordprocessingDrawing" xmlns:w10="urn:schemas-microsoft-com:office:word" xmlns:w="http://schemas.openxmlformats.org/wordprocessingml/2006/main" xmlns:w14="http://schemas.microsoft.com/office/word/2010/wordml" xmlns:w15="http://schemas.microsoft.com/office/word/2012/wordml" xmlns:w16se="http://schemas.microsoft.com/office/word/2015/wordml/symex" xmlns:wpg="http://schemas.microsoft.com/office/word/2010/wordprocessingGroup" xmlns:wpi="http://schemas.microsoft.com/office/word/2010/wordprocessingInk" xmlns:wne="http://schemas.microsoft.com/office/word/2006/wordml" xmlns:wps="http://schemas.microsoft.com/office/word/2010/wordprocessingShape" mc:Ignorable="w14 w15 w16se wp14">
   <w:abstractNum w:abstractNumId="0" w15:restartNumberingAfterBreak="0">
     <w:nsid w:val="09BC163F"/>
     <w:multiLevelType w:val="multilevel"/>
@@ -1331,14 +1654,14 @@
       </w:rPr>
     </w:lvl>
   </w:abstractNum>
-  <w:num w:numId="1" w16cid:durableId="322897590">
+  <w:num w:numId="1">
     <w:abstractNumId w:val="0"/>
   </w:num>
 </w:numbering>
 </file>
 
 <file path=word/styles.xml><?xml version="1.0" encoding="utf-8"?>
-<w:styles xmlns:mc="http://schemas.openxmlformats.org/markup-compatibility/2006" xmlns:r="http://schemas.openxmlformats.org/officeDocument/2006/relationships" xmlns:w="http://schemas.openxmlformats.org/wordprocessingml/2006/main" xmlns:w14="http://schemas.microsoft.com/office/word/2010/wordml" xmlns:w15="http://schemas.microsoft.com/office/word/2012/wordml" xmlns:w16cex="http://schemas.microsoft.com/office/word/2018/wordml/cex" xmlns:w16cid="http://schemas.microsoft.com/office/word/2016/wordml/cid" xmlns:w16="http://schemas.microsoft.com/office/word/2018/wordml" xmlns:w16sdtdh="http://schemas.microsoft.com/office/word/2020/wordml/sdtdatahash" xmlns:w16se="http://schemas.microsoft.com/office/word/2015/wordml/symex" mc:Ignorable="w14 w15 w16se w16cid w16 w16cex w16sdtdh">
+<w:styles xmlns:mc="http://schemas.openxmlformats.org/markup-compatibility/2006" xmlns:r="http://schemas.openxmlformats.org/officeDocument/2006/relationships" xmlns:w="http://schemas.openxmlformats.org/wordprocessingml/2006/main" xmlns:w14="http://schemas.microsoft.com/office/word/2010/wordml" xmlns:w15="http://schemas.microsoft.com/office/word/2012/wordml" xmlns:w16se="http://schemas.microsoft.com/office/word/2015/wordml/symex" mc:Ignorable="w14 w15 w16se">
   <w:docDefaults>
     <w:rPrDefault>
       <w:rPr>
@@ -1354,7 +1677,7 @@
       </w:pPr>
     </w:pPrDefault>
   </w:docDefaults>
-  <w:latentStyles w:defLockedState="0" w:defUIPriority="99" w:defSemiHidden="0" w:defUnhideWhenUsed="0" w:defQFormat="0" w:count="376">
+  <w:latentStyles w:defLockedState="0" w:defUIPriority="99" w:defSemiHidden="0" w:defUnhideWhenUsed="0" w:defQFormat="0" w:count="371">
     <w:lsdException w:name="Normal" w:uiPriority="0" w:qFormat="1"/>
     <w:lsdException w:name="heading 1" w:uiPriority="9" w:qFormat="1"/>
     <w:lsdException w:name="heading 2" w:semiHidden="1" w:uiPriority="9" w:unhideWhenUsed="1" w:qFormat="1"/>
@@ -1460,6 +1783,7 @@
     <w:lsdException w:name="HTML Sample" w:semiHidden="1" w:unhideWhenUsed="1"/>
     <w:lsdException w:name="HTML Typewriter" w:semiHidden="1" w:unhideWhenUsed="1"/>
     <w:lsdException w:name="HTML Variable" w:semiHidden="1" w:unhideWhenUsed="1"/>
+    <w:lsdException w:name="Normal Table" w:semiHidden="1" w:unhideWhenUsed="1"/>
     <w:lsdException w:name="annotation subject" w:semiHidden="1" w:unhideWhenUsed="1"/>
     <w:lsdException w:name="No List" w:semiHidden="1" w:unhideWhenUsed="1"/>
     <w:lsdException w:name="Outline List 1" w:semiHidden="1" w:unhideWhenUsed="1"/>
@@ -1502,8 +1826,11 @@
     <w:lsdException w:name="Table Contemporary" w:semiHidden="1" w:unhideWhenUsed="1"/>
     <w:lsdException w:name="Table Elegant" w:semiHidden="1" w:unhideWhenUsed="1"/>
     <w:lsdException w:name="Table Professional" w:semiHidden="1" w:unhideWhenUsed="1"/>
+    <w:lsdException w:name="Table Subtle 1" w:semiHidden="1" w:unhideWhenUsed="1"/>
     <w:lsdException w:name="Table Subtle 2" w:semiHidden="1" w:unhideWhenUsed="1"/>
     <w:lsdException w:name="Table Web 1" w:semiHidden="1" w:unhideWhenUsed="1"/>
+    <w:lsdException w:name="Table Web 2" w:semiHidden="1" w:unhideWhenUsed="1"/>
+    <w:lsdException w:name="Table Web 3" w:semiHidden="1" w:unhideWhenUsed="1"/>
     <w:lsdException w:name="Balloon Text" w:semiHidden="1" w:unhideWhenUsed="1"/>
     <w:lsdException w:name="Table Grid" w:uiPriority="39"/>
     <w:lsdException w:name="Table Theme" w:semiHidden="1" w:unhideWhenUsed="1"/>
@@ -1722,11 +2049,6 @@
     <w:lsdException w:name="List Table 5 Dark Accent 6" w:uiPriority="50"/>
     <w:lsdException w:name="List Table 6 Colorful Accent 6" w:uiPriority="51"/>
     <w:lsdException w:name="List Table 7 Colorful Accent 6" w:uiPriority="52"/>
-    <w:lsdException w:name="Mention" w:semiHidden="1" w:unhideWhenUsed="1"/>
-    <w:lsdException w:name="Smart Hyperlink" w:semiHidden="1" w:unhideWhenUsed="1"/>
-    <w:lsdException w:name="Hashtag" w:semiHidden="1" w:unhideWhenUsed="1"/>
-    <w:lsdException w:name="Unresolved Mention" w:semiHidden="1" w:unhideWhenUsed="1"/>
-    <w:lsdException w:name="Smart Link" w:semiHidden="1" w:unhideWhenUsed="1"/>
   </w:latentStyles>
   <w:style w:type="paragraph" w:default="1" w:styleId="Normal">
     <w:name w:val="Normal"/>
